--- a/teacher/docs/claude-for-esol-prep-prompt-bank-handout.docx
+++ b/teacher/docs/claude-for-esol-prep-prompt-bank-handout.docx
@@ -4,6 +4,8 @@
   <w:body>
     <w:p>
       <w:pPr>
+        <w:keepNext/>
+        <w:spacing w:before="0" w:after="60" w:line="240" w:lineRule="auto"/>
         <w:jc w:val="right"/>
       </w:pPr>
       <w:r>
@@ -43,13 +45,18 @@
     <w:p>
       <w:pPr>
         <w:pStyle w:val="Heading1"/>
+        <w:keepNext/>
+        <w:spacing w:before="120" w:after="40" w:line="240" w:lineRule="auto"/>
       </w:pPr>
       <w:r>
         <w:t xml:space="preserve">Claude for ESOL Prep – Prompt Bank Handout (Teachers)</w:t>
       </w:r>
     </w:p>
     <w:p>
-      <w:pPr/>
+      <w:pPr>
+        <w:keepNext/>
+        <w:spacing w:before="0" w:after="60" w:line="240" w:lineRule="auto"/>
+      </w:pPr>
       <w:r>
         <w:t xml:space="preserve">Oct 21, 2026</w:t>
       </w:r>
@@ -61,13 +68,17 @@
       </w:r>
     </w:p>
     <w:p>
-      <w:pPr/>
+      <w:pPr>
+        <w:keepNext/>
+        <w:spacing w:before="0" w:after="60" w:line="240" w:lineRule="auto"/>
+      </w:pPr>
       <w:r>
         <w:t xml:space="preserve">Use this with the slides: each numbered section matches a slide. All the prompts are my own. Copy the text in the boxes and fill in the bold [brackets]. Made by Atin.</w:t>
       </w:r>
     </w:p>
     <w:p>
       <w:pPr>
+        <w:spacing w:before="0" w:after="60" w:line="240" w:lineRule="auto"/>
         <w:jc w:val="right"/>
       </w:pPr>
       <w:r>
@@ -107,13 +118,18 @@
     <w:p>
       <w:pPr>
         <w:pStyle w:val="Heading2"/>
+        <w:keepNext/>
+        <w:spacing w:before="840" w:after="40" w:line="240" w:lineRule="auto"/>
       </w:pPr>
       <w:r>
         <w:t xml:space="preserve">Handout 1 · Set up your project (slide 4)</w:t>
       </w:r>
     </w:p>
     <w:p>
-      <w:pPr/>
+      <w:pPr>
+        <w:keepNext/>
+        <w:spacing w:before="0" w:after="60" w:line="240" w:lineRule="auto"/>
+      </w:pPr>
       <w:r>
         <w:rPr>
           <w:b/>
@@ -127,6 +143,8 @@
     <w:p>
       <w:pPr>
         <w:pStyle w:val="Quote"/>
+        <w:keepNext/>
+        <w:spacing w:before="0" w:after="60" w:line="240" w:lineRule="auto"/>
       </w:pPr>
       <w:r>
         <w:t xml:space="preserve">I teach adult ESOL in London, UK. Use UK English spelling. My learners are </w:t>
@@ -143,6 +161,7 @@
     </w:p>
     <w:p>
       <w:pPr>
+        <w:spacing w:before="0" w:after="60" w:line="240" w:lineRule="auto"/>
         <w:jc w:val="right"/>
       </w:pPr>
       <w:r>
@@ -182,6 +201,8 @@
     <w:p>
       <w:pPr>
         <w:pStyle w:val="Heading2"/>
+        <w:keepNext/>
+        <w:spacing w:before="840" w:after="40" w:line="240" w:lineRule="auto"/>
       </w:pPr>
       <w:r>
         <w:t xml:space="preserve">Handout 2 · Demo 1: E1 speaking dialogue (slide 5)</w:t>
@@ -190,6 +211,8 @@
     <w:p>
       <w:pPr>
         <w:pStyle w:val="Quote"/>
+        <w:keepNext/>
+        <w:spacing w:before="0" w:after="60" w:line="240" w:lineRule="auto"/>
       </w:pPr>
       <w:r>
         <w:t xml:space="preserve">E1 speaking practice for the ESB exam. Topic: </w:t>
@@ -205,7 +228,10 @@
       </w:r>
     </w:p>
     <w:p>
-      <w:pPr/>
+      <w:pPr>
+        <w:keepNext/>
+        <w:spacing w:before="0" w:after="60" w:line="240" w:lineRule="auto"/>
+      </w:pPr>
       <w:r>
         <w:t xml:space="preserve">Then copy one small change, for example:</w:t>
       </w:r>
@@ -213,10 +239,12 @@
     <w:p>
       <w:pPr>
         <w:pStyle w:val="ListParagraph"/>
+        <w:keepNext/>
         <w:numPr>
           <w:ilvl w:val="0"/>
           <w:numId w:val="2"/>
         </w:numPr>
+        <w:spacing w:before="0" w:after="60" w:line="240" w:lineRule="auto"/>
       </w:pPr>
       <w:r>
         <w:t xml:space="preserve">Make it shorter. Change nothing else.</w:t>
@@ -225,10 +253,12 @@
     <w:p>
       <w:pPr>
         <w:pStyle w:val="ListParagraph"/>
+        <w:keepNext/>
         <w:numPr>
           <w:ilvl w:val="0"/>
           <w:numId w:val="2"/>
         </w:numPr>
+        <w:spacing w:before="0" w:after="60" w:line="240" w:lineRule="auto"/>
       </w:pPr>
       <w:r>
         <w:t xml:space="preserve">Add a question about work. Change nothing else.</w:t>
@@ -237,10 +267,12 @@
     <w:p>
       <w:pPr>
         <w:pStyle w:val="ListParagraph"/>
+        <w:keepNext/>
         <w:numPr>
           <w:ilvl w:val="0"/>
           <w:numId w:val="2"/>
         </w:numPr>
+        <w:spacing w:before="0" w:after="60" w:line="240" w:lineRule="auto"/>
       </w:pPr>
       <w:r>
         <w:t xml:space="preserve">Make the gap-fill easier. Change nothing else.</w:t>
@@ -248,6 +280,7 @@
     </w:p>
     <w:p>
       <w:pPr>
+        <w:spacing w:before="0" w:after="60" w:line="240" w:lineRule="auto"/>
         <w:jc w:val="right"/>
       </w:pPr>
       <w:r>
@@ -287,6 +320,9 @@
     <w:p>
       <w:pPr>
         <w:pStyle w:val="Heading2"/>
+        <w:keepNext/>
+        <w:pageBreakBefore/>
+        <w:spacing w:before="120" w:after="40" w:line="240" w:lineRule="auto"/>
       </w:pPr>
       <w:r>
         <w:t xml:space="preserve">Handout 3 · Demo 2: E3 reading exam (slide 6)</w:t>
@@ -295,6 +331,8 @@
     <w:p>
       <w:pPr>
         <w:pStyle w:val="Quote"/>
+        <w:keepNext/>
+        <w:spacing w:before="0" w:after="60" w:line="240" w:lineRule="auto"/>
       </w:pPr>
       <w:r>
         <w:t xml:space="preserve">E3 reading text, about 250 words, set in Hackney. Topic: </w:t>
@@ -310,7 +348,10 @@
       </w:r>
     </w:p>
     <w:p>
-      <w:pPr/>
+      <w:pPr>
+        <w:keepNext/>
+        <w:spacing w:before="0" w:after="60" w:line="240" w:lineRule="auto"/>
+      </w:pPr>
       <w:r>
         <w:t xml:space="preserve">Then: </w:t>
       </w:r>
@@ -323,6 +364,7 @@
     </w:p>
     <w:p>
       <w:pPr>
+        <w:spacing w:before="0" w:after="60" w:line="240" w:lineRule="auto"/>
         <w:jc w:val="right"/>
       </w:pPr>
       <w:r>
@@ -362,6 +404,8 @@
     <w:p>
       <w:pPr>
         <w:pStyle w:val="Heading2"/>
+        <w:keepNext/>
+        <w:spacing w:before="689" w:after="40" w:line="240" w:lineRule="auto"/>
       </w:pPr>
       <w:r>
         <w:t xml:space="preserve">Handout 4 · Demo 3: second opinion on writing (slide 7)</w:t>
@@ -370,6 +414,8 @@
     <w:p>
       <w:pPr>
         <w:pStyle w:val="Quote"/>
+        <w:keepNext/>
+        <w:spacing w:before="0" w:after="60" w:line="240" w:lineRule="auto"/>
       </w:pPr>
       <w:r>
         <w:t xml:space="preserve">This is an ESB </w:t>
@@ -391,7 +437,10 @@
       </w:r>
     </w:p>
     <w:p>
-      <w:pPr/>
+      <w:pPr>
+        <w:keepNext/>
+        <w:spacing w:before="0" w:after="60" w:line="240" w:lineRule="auto"/>
+      </w:pPr>
       <w:r>
         <w:t xml:space="preserve">Sample to paste in place of </w:t>
       </w:r>
@@ -417,6 +466,8 @@
     <w:p>
       <w:pPr>
         <w:pStyle w:val="Quote"/>
+        <w:keepNext/>
+        <w:spacing w:before="0" w:after="60" w:line="240" w:lineRule="auto"/>
       </w:pPr>
       <w:r>
         <w:t xml:space="preserve">Task: Write an email to a friend about your new home. Say where it is and what it is like. Invite your friend to visit.</w:t>
@@ -425,6 +476,8 @@
     <w:p>
       <w:pPr>
         <w:pStyle w:val="Quote"/>
+        <w:keepNext/>
+        <w:spacing w:before="0" w:after="60" w:line="240" w:lineRule="auto"/>
       </w:pPr>
       <w:r>
         <w:t xml:space="preserve">Hi Maria, How are you? I am write to tell you about my new flat. I moved last month to Hackney, near to Mare Street. The flat have two bedroom and a small kitchen. Is very quiet and the neighbours are friendly. There is a big park next my building, I go there every morning with my son. Can you come to visit me on saturday? We can cook togheter and go to the market. Love, Amina</w:t>
@@ -432,6 +485,7 @@
     </w:p>
     <w:p>
       <w:pPr>
+        <w:spacing w:before="0" w:after="60" w:line="240" w:lineRule="auto"/>
         <w:jc w:val="right"/>
       </w:pPr>
       <w:r>
@@ -471,13 +525,18 @@
     <w:p>
       <w:pPr>
         <w:pStyle w:val="Heading2"/>
+        <w:keepNext/>
+        <w:spacing w:before="689" w:after="40" w:line="240" w:lineRule="auto"/>
       </w:pPr>
       <w:r>
         <w:t xml:space="preserve">Handout 5 · Your turn: my prompt bank (slide 8)</w:t>
       </w:r>
     </w:p>
     <w:p>
-      <w:pPr/>
+      <w:pPr>
+        <w:keepNext/>
+        <w:spacing w:before="0" w:after="60" w:line="240" w:lineRule="auto"/>
+      </w:pPr>
       <w:r>
         <w:rPr>
           <w:i/>
@@ -486,7 +545,10 @@
       </w:r>
     </w:p>
     <w:p>
-      <w:pPr/>
+      <w:pPr>
+        <w:keepNext/>
+        <w:spacing w:before="0" w:after="60" w:line="240" w:lineRule="auto"/>
+      </w:pPr>
       <w:r>
         <w:t xml:space="preserve">Click a prompt to jump to it. Only change the </w:t>
       </w:r>
@@ -529,7 +591,9 @@
             <w:shd w:val="clear" w:color="auto" w:fill="F2F2F2"/>
           </w:tcPr>
           <w:p>
-            <w:pPr/>
+            <w:pPr>
+              <w:spacing w:before="0" w:after="60" w:line="240" w:lineRule="auto"/>
+            </w:pPr>
             <w:r>
               <w:t xml:space="preserve">I want…</w:t>
             </w:r>
@@ -541,7 +605,9 @@
             <w:shd w:val="clear" w:color="auto" w:fill="F2F2F2"/>
           </w:tcPr>
           <w:p>
-            <w:pPr/>
+            <w:pPr>
+              <w:spacing w:before="0" w:after="60" w:line="240" w:lineRule="auto"/>
+            </w:pPr>
             <w:r>
               <w:t xml:space="preserve">Jump to</w:t>
             </w:r>
@@ -554,7 +620,9 @@
             <w:tcW w:w="3287" w:type="dxa"/>
           </w:tcPr>
           <w:p>
-            <w:pPr/>
+            <w:pPr>
+              <w:spacing w:before="0" w:after="60" w:line="240" w:lineRule="auto"/>
+            </w:pPr>
             <w:r>
               <w:t xml:space="preserve">Writing practice</w:t>
             </w:r>
@@ -565,7 +633,9 @@
             <w:tcW w:w="6072" w:type="dxa"/>
           </w:tcPr>
           <w:p>
-            <w:pPr/>
+            <w:pPr>
+              <w:spacing w:before="0" w:after="60" w:line="240" w:lineRule="auto"/>
+            </w:pPr>
             <w:r>
               <w:t xml:space="preserve">Writing tasks</w:t>
             </w:r>
@@ -590,7 +660,9 @@
             <w:tcW w:w="3287" w:type="dxa"/>
           </w:tcPr>
           <w:p>
-            <w:pPr/>
+            <w:pPr>
+              <w:spacing w:before="0" w:after="60" w:line="240" w:lineRule="auto"/>
+            </w:pPr>
             <w:r>
               <w:t xml:space="preserve">Grammar or vocabulary</w:t>
             </w:r>
@@ -601,7 +673,9 @@
             <w:tcW w:w="6072" w:type="dxa"/>
           </w:tcPr>
           <w:p>
-            <w:pPr/>
+            <w:pPr>
+              <w:spacing w:before="0" w:after="60" w:line="240" w:lineRule="auto"/>
+            </w:pPr>
             <w:r>
               <w:t xml:space="preserve">Grammar worksheet</w:t>
             </w:r>
@@ -638,7 +712,9 @@
             <w:tcW w:w="3287" w:type="dxa"/>
           </w:tcPr>
           <w:p>
-            <w:pPr/>
+            <w:pPr>
+              <w:spacing w:before="0" w:after="60" w:line="240" w:lineRule="auto"/>
+            </w:pPr>
             <w:r>
               <w:t xml:space="preserve">Reading</w:t>
             </w:r>
@@ -649,7 +725,9 @@
             <w:tcW w:w="6072" w:type="dxa"/>
           </w:tcPr>
           <w:p>
-            <w:pPr/>
+            <w:pPr>
+              <w:spacing w:before="0" w:after="60" w:line="240" w:lineRule="auto"/>
+            </w:pPr>
             <w:r>
               <w:t xml:space="preserve">Comprehension questions</w:t>
             </w:r>
@@ -680,7 +758,9 @@
             <w:tcW w:w="3287" w:type="dxa"/>
           </w:tcPr>
           <w:p>
-            <w:pPr/>
+            <w:pPr>
+              <w:spacing w:before="0" w:after="60" w:line="240" w:lineRule="auto"/>
+            </w:pPr>
             <w:r>
               <w:t xml:space="preserve">Listening</w:t>
             </w:r>
@@ -691,7 +771,9 @@
             <w:tcW w:w="6072" w:type="dxa"/>
           </w:tcPr>
           <w:p>
-            <w:pPr/>
+            <w:pPr>
+              <w:spacing w:before="0" w:after="60" w:line="240" w:lineRule="auto"/>
+            </w:pPr>
             <w:r>
               <w:t xml:space="preserve">Dialogue</w:t>
             </w:r>
@@ -710,7 +792,9 @@
             <w:tcW w:w="3287" w:type="dxa"/>
           </w:tcPr>
           <w:p>
-            <w:pPr/>
+            <w:pPr>
+              <w:spacing w:before="0" w:after="60" w:line="240" w:lineRule="auto"/>
+            </w:pPr>
             <w:r>
               <w:t xml:space="preserve">Speaking</w:t>
             </w:r>
@@ -721,7 +805,9 @@
             <w:tcW w:w="6072" w:type="dxa"/>
           </w:tcPr>
           <w:p>
-            <w:pPr/>
+            <w:pPr>
+              <w:spacing w:before="0" w:after="60" w:line="240" w:lineRule="auto"/>
+            </w:pPr>
             <w:r>
               <w:t xml:space="preserve">Roleplay</w:t>
             </w:r>
@@ -746,7 +832,9 @@
             <w:tcW w:w="3287" w:type="dxa"/>
           </w:tcPr>
           <w:p>
-            <w:pPr/>
+            <w:pPr>
+              <w:spacing w:before="0" w:after="60" w:line="240" w:lineRule="auto"/>
+            </w:pPr>
             <w:r>
               <w:t xml:space="preserve">Feedback</w:t>
             </w:r>
@@ -757,7 +845,9 @@
             <w:tcW w:w="6072" w:type="dxa"/>
           </w:tcPr>
           <w:p>
-            <w:pPr/>
+            <w:pPr>
+              <w:spacing w:before="0" w:after="60" w:line="240" w:lineRule="auto"/>
+            </w:pPr>
             <w:r>
               <w:t xml:space="preserve">Error correction</w:t>
             </w:r>
@@ -774,6 +864,8 @@
     <w:p>
       <w:pPr>
         <w:pStyle w:val="Heading2"/>
+        <w:keepNext/>
+        <w:spacing w:before="689" w:after="40" w:line="240" w:lineRule="auto"/>
       </w:pPr>
       <w:r>
         <w:t xml:space="preserve">5a · Writing</w:t>
@@ -782,13 +874,18 @@
     <w:p>
       <w:pPr>
         <w:pStyle w:val="Heading3"/>
+        <w:keepNext/>
+        <w:spacing w:before="120" w:after="40" w:line="240" w:lineRule="auto"/>
       </w:pPr>
       <w:r>
         <w:t xml:space="preserve">Writing tasks</w:t>
       </w:r>
     </w:p>
     <w:p>
-      <w:pPr/>
+      <w:pPr>
+        <w:keepNext/>
+        <w:spacing w:before="0" w:after="60" w:line="240" w:lineRule="auto"/>
+      </w:pPr>
       <w:r>
         <w:rPr>
           <w:i/>
@@ -799,6 +896,7 @@
     <w:p>
       <w:pPr>
         <w:pStyle w:val="Quote"/>
+        <w:spacing w:before="0" w:after="60" w:line="240" w:lineRule="auto"/>
       </w:pPr>
       <w:r>
         <w:rPr>
@@ -822,13 +920,19 @@
     <w:p>
       <w:pPr>
         <w:pStyle w:val="Heading3"/>
+        <w:keepNext/>
+        <w:pageBreakBefore/>
+        <w:spacing w:before="120" w:after="40" w:line="240" w:lineRule="auto"/>
       </w:pPr>
       <w:r>
         <w:t xml:space="preserve">Email writing</w:t>
       </w:r>
     </w:p>
     <w:p>
-      <w:pPr/>
+      <w:pPr>
+        <w:keepNext/>
+        <w:spacing w:before="0" w:after="60" w:line="240" w:lineRule="auto"/>
+      </w:pPr>
       <w:r>
         <w:rPr>
           <w:i/>
@@ -839,6 +943,7 @@
     <w:p>
       <w:pPr>
         <w:pStyle w:val="Quote"/>
+        <w:spacing w:before="0" w:after="60" w:line="240" w:lineRule="auto"/>
       </w:pPr>
       <w:r>
         <w:rPr>
@@ -862,13 +967,18 @@
     <w:p>
       <w:pPr>
         <w:pStyle w:val="Heading3"/>
+        <w:keepNext/>
+        <w:spacing w:before="668" w:after="40" w:line="240" w:lineRule="auto"/>
       </w:pPr>
       <w:r>
         <w:t xml:space="preserve">Story starters</w:t>
       </w:r>
     </w:p>
     <w:p>
-      <w:pPr/>
+      <w:pPr>
+        <w:keepNext/>
+        <w:spacing w:before="0" w:after="60" w:line="240" w:lineRule="auto"/>
+      </w:pPr>
       <w:r>
         <w:rPr>
           <w:i/>
@@ -879,6 +989,7 @@
     <w:p>
       <w:pPr>
         <w:pStyle w:val="Quote"/>
+        <w:spacing w:before="0" w:after="60" w:line="240" w:lineRule="auto"/>
       </w:pPr>
       <w:r>
         <w:rPr>
@@ -893,6 +1004,8 @@
     <w:p>
       <w:pPr>
         <w:pStyle w:val="Heading2"/>
+        <w:keepNext/>
+        <w:spacing w:before="668" w:after="40" w:line="240" w:lineRule="auto"/>
       </w:pPr>
       <w:r>
         <w:t xml:space="preserve">5b · Grammar and vocabulary</w:t>
@@ -901,13 +1014,18 @@
     <w:p>
       <w:pPr>
         <w:pStyle w:val="Heading3"/>
+        <w:keepNext/>
+        <w:spacing w:before="120" w:after="40" w:line="240" w:lineRule="auto"/>
       </w:pPr>
       <w:r>
         <w:t xml:space="preserve">Grammar worksheet</w:t>
       </w:r>
     </w:p>
     <w:p>
-      <w:pPr/>
+      <w:pPr>
+        <w:keepNext/>
+        <w:spacing w:before="0" w:after="60" w:line="240" w:lineRule="auto"/>
+      </w:pPr>
       <w:r>
         <w:rPr>
           <w:i/>
@@ -918,6 +1036,7 @@
     <w:p>
       <w:pPr>
         <w:pStyle w:val="Quote"/>
+        <w:spacing w:before="0" w:after="60" w:line="240" w:lineRule="auto"/>
       </w:pPr>
       <w:r>
         <w:rPr>
@@ -941,13 +1060,18 @@
     <w:p>
       <w:pPr>
         <w:pStyle w:val="Heading3"/>
+        <w:keepNext/>
+        <w:spacing w:before="668" w:after="40" w:line="240" w:lineRule="auto"/>
       </w:pPr>
       <w:r>
         <w:t xml:space="preserve">Grammar from a text</w:t>
       </w:r>
     </w:p>
     <w:p>
-      <w:pPr/>
+      <w:pPr>
+        <w:keepNext/>
+        <w:spacing w:before="0" w:after="60" w:line="240" w:lineRule="auto"/>
+      </w:pPr>
       <w:r>
         <w:rPr>
           <w:i/>
@@ -958,6 +1082,7 @@
     <w:p>
       <w:pPr>
         <w:pStyle w:val="Quote"/>
+        <w:spacing w:before="0" w:after="60" w:line="240" w:lineRule="auto"/>
       </w:pPr>
       <w:r>
         <w:t xml:space="preserve">Find the grammar in the text below that will most challenge </w:t>
@@ -981,13 +1106,18 @@
     <w:p>
       <w:pPr>
         <w:pStyle w:val="Heading3"/>
+        <w:keepNext/>
+        <w:spacing w:before="668" w:after="40" w:line="240" w:lineRule="auto"/>
       </w:pPr>
       <w:r>
         <w:t xml:space="preserve">Vocabulary from a text</w:t>
       </w:r>
     </w:p>
     <w:p>
-      <w:pPr/>
+      <w:pPr>
+        <w:keepNext/>
+        <w:spacing w:before="0" w:after="60" w:line="240" w:lineRule="auto"/>
+      </w:pPr>
       <w:r>
         <w:rPr>
           <w:i/>
@@ -998,6 +1128,7 @@
     <w:p>
       <w:pPr>
         <w:pStyle w:val="Quote"/>
+        <w:spacing w:before="0" w:after="60" w:line="240" w:lineRule="auto"/>
       </w:pPr>
       <w:r>
         <w:t xml:space="preserve">Pick 8 key words from the text below for </w:t>
@@ -1021,13 +1152,18 @@
     <w:p>
       <w:pPr>
         <w:pStyle w:val="Heading3"/>
+        <w:keepNext/>
+        <w:spacing w:before="668" w:after="40" w:line="240" w:lineRule="auto"/>
       </w:pPr>
       <w:r>
         <w:t xml:space="preserve">Gap-fill (cloze)</w:t>
       </w:r>
     </w:p>
     <w:p>
-      <w:pPr/>
+      <w:pPr>
+        <w:keepNext/>
+        <w:spacing w:before="0" w:after="60" w:line="240" w:lineRule="auto"/>
+      </w:pPr>
       <w:r>
         <w:rPr>
           <w:i/>
@@ -1038,6 +1174,7 @@
     <w:p>
       <w:pPr>
         <w:pStyle w:val="Quote"/>
+        <w:spacing w:before="0" w:after="60" w:line="240" w:lineRule="auto"/>
       </w:pPr>
       <w:r>
         <w:t xml:space="preserve">Make a gap-fill from the text below for </w:t>
@@ -1061,13 +1198,18 @@
     <w:p>
       <w:pPr>
         <w:pStyle w:val="Heading3"/>
+        <w:keepNext/>
+        <w:spacing w:before="668" w:after="40" w:line="240" w:lineRule="auto"/>
       </w:pPr>
       <w:r>
         <w:t xml:space="preserve">Multiple-choice quiz</w:t>
       </w:r>
     </w:p>
     <w:p>
-      <w:pPr/>
+      <w:pPr>
+        <w:keepNext/>
+        <w:spacing w:before="0" w:after="60" w:line="240" w:lineRule="auto"/>
+      </w:pPr>
       <w:r>
         <w:rPr>
           <w:i/>
@@ -1078,6 +1220,7 @@
     <w:p>
       <w:pPr>
         <w:pStyle w:val="Quote"/>
+        <w:spacing w:before="0" w:after="60" w:line="240" w:lineRule="auto"/>
       </w:pPr>
       <w:r>
         <w:rPr>
@@ -1101,6 +1244,9 @@
     <w:p>
       <w:pPr>
         <w:pStyle w:val="Heading2"/>
+        <w:keepNext/>
+        <w:pageBreakBefore/>
+        <w:spacing w:before="120" w:after="40" w:line="240" w:lineRule="auto"/>
       </w:pPr>
       <w:r>
         <w:t xml:space="preserve">5c · Reading and listening</w:t>
@@ -1109,13 +1255,18 @@
     <w:p>
       <w:pPr>
         <w:pStyle w:val="Heading3"/>
+        <w:keepNext/>
+        <w:spacing w:before="120" w:after="40" w:line="240" w:lineRule="auto"/>
       </w:pPr>
       <w:r>
         <w:t xml:space="preserve">Comprehension questions</w:t>
       </w:r>
     </w:p>
     <w:p>
-      <w:pPr/>
+      <w:pPr>
+        <w:keepNext/>
+        <w:spacing w:before="0" w:after="60" w:line="240" w:lineRule="auto"/>
+      </w:pPr>
       <w:r>
         <w:rPr>
           <w:i/>
@@ -1126,6 +1277,7 @@
     <w:p>
       <w:pPr>
         <w:pStyle w:val="Quote"/>
+        <w:spacing w:before="0" w:after="60" w:line="240" w:lineRule="auto"/>
       </w:pPr>
       <w:r>
         <w:t xml:space="preserve">Write 10 </w:t>
@@ -1149,13 +1301,18 @@
     <w:p>
       <w:pPr>
         <w:pStyle w:val="Heading3"/>
+        <w:keepNext/>
+        <w:spacing w:before="674" w:after="40" w:line="240" w:lineRule="auto"/>
       </w:pPr>
       <w:r>
         <w:t xml:space="preserve">Leaflet</w:t>
       </w:r>
     </w:p>
     <w:p>
-      <w:pPr/>
+      <w:pPr>
+        <w:keepNext/>
+        <w:spacing w:before="0" w:after="60" w:line="240" w:lineRule="auto"/>
+      </w:pPr>
       <w:r>
         <w:rPr>
           <w:i/>
@@ -1166,6 +1323,7 @@
     <w:p>
       <w:pPr>
         <w:pStyle w:val="Quote"/>
+        <w:spacing w:before="0" w:after="60" w:line="240" w:lineRule="auto"/>
       </w:pPr>
       <w:r>
         <w:rPr>
@@ -1189,13 +1347,18 @@
     <w:p>
       <w:pPr>
         <w:pStyle w:val="Heading3"/>
+        <w:keepNext/>
+        <w:spacing w:before="674" w:after="40" w:line="240" w:lineRule="auto"/>
       </w:pPr>
       <w:r>
         <w:t xml:space="preserve">UK culture reading</w:t>
       </w:r>
     </w:p>
     <w:p>
-      <w:pPr/>
+      <w:pPr>
+        <w:keepNext/>
+        <w:spacing w:before="0" w:after="60" w:line="240" w:lineRule="auto"/>
+      </w:pPr>
       <w:r>
         <w:rPr>
           <w:i/>
@@ -1206,6 +1369,7 @@
     <w:p>
       <w:pPr>
         <w:pStyle w:val="Quote"/>
+        <w:spacing w:before="0" w:after="60" w:line="240" w:lineRule="auto"/>
       </w:pPr>
       <w:r>
         <w:rPr>
@@ -1229,13 +1393,18 @@
     <w:p>
       <w:pPr>
         <w:pStyle w:val="Heading3"/>
+        <w:keepNext/>
+        <w:spacing w:before="674" w:after="40" w:line="240" w:lineRule="auto"/>
       </w:pPr>
       <w:r>
         <w:t xml:space="preserve">Scanning a website</w:t>
       </w:r>
     </w:p>
     <w:p>
-      <w:pPr/>
+      <w:pPr>
+        <w:keepNext/>
+        <w:spacing w:before="0" w:after="60" w:line="240" w:lineRule="auto"/>
+      </w:pPr>
       <w:r>
         <w:rPr>
           <w:i/>
@@ -1246,6 +1415,7 @@
     <w:p>
       <w:pPr>
         <w:pStyle w:val="Quote"/>
+        <w:spacing w:before="0" w:after="60" w:line="240" w:lineRule="auto"/>
       </w:pPr>
       <w:r>
         <w:t xml:space="preserve">Below is text from </w:t>
@@ -1278,13 +1448,18 @@
     <w:p>
       <w:pPr>
         <w:pStyle w:val="Heading3"/>
+        <w:keepNext/>
+        <w:spacing w:before="674" w:after="40" w:line="240" w:lineRule="auto"/>
       </w:pPr>
       <w:r>
         <w:t xml:space="preserve">Listening dialogue</w:t>
       </w:r>
     </w:p>
     <w:p>
-      <w:pPr/>
+      <w:pPr>
+        <w:keepNext/>
+        <w:spacing w:before="0" w:after="60" w:line="240" w:lineRule="auto"/>
+      </w:pPr>
       <w:r>
         <w:rPr>
           <w:i/>
@@ -1295,6 +1470,7 @@
     <w:p>
       <w:pPr>
         <w:pStyle w:val="Quote"/>
+        <w:spacing w:before="0" w:after="60" w:line="240" w:lineRule="auto"/>
       </w:pPr>
       <w:r>
         <w:rPr>
@@ -1327,13 +1503,18 @@
     <w:p>
       <w:pPr>
         <w:pStyle w:val="Heading3"/>
+        <w:keepNext/>
+        <w:spacing w:before="674" w:after="40" w:line="240" w:lineRule="auto"/>
       </w:pPr>
       <w:r>
         <w:t xml:space="preserve">Listening: short talk</w:t>
       </w:r>
     </w:p>
     <w:p>
-      <w:pPr/>
+      <w:pPr>
+        <w:keepNext/>
+        <w:spacing w:before="0" w:after="60" w:line="240" w:lineRule="auto"/>
+      </w:pPr>
       <w:r>
         <w:rPr>
           <w:i/>
@@ -1344,6 +1525,7 @@
     <w:p>
       <w:pPr>
         <w:pStyle w:val="Quote"/>
+        <w:spacing w:before="0" w:after="60" w:line="240" w:lineRule="auto"/>
       </w:pPr>
       <w:r>
         <w:rPr>
@@ -1376,6 +1558,8 @@
     <w:p>
       <w:pPr>
         <w:pStyle w:val="Heading2"/>
+        <w:keepNext/>
+        <w:spacing w:before="674" w:after="40" w:line="240" w:lineRule="auto"/>
       </w:pPr>
       <w:r>
         <w:t xml:space="preserve">5d · Speaking</w:t>
@@ -1384,13 +1568,18 @@
     <w:p>
       <w:pPr>
         <w:pStyle w:val="Heading3"/>
+        <w:keepNext/>
+        <w:spacing w:before="120" w:after="40" w:line="240" w:lineRule="auto"/>
       </w:pPr>
       <w:r>
         <w:t xml:space="preserve">Roleplay</w:t>
       </w:r>
     </w:p>
     <w:p>
-      <w:pPr/>
+      <w:pPr>
+        <w:keepNext/>
+        <w:spacing w:before="0" w:after="60" w:line="240" w:lineRule="auto"/>
+      </w:pPr>
       <w:r>
         <w:rPr>
           <w:i/>
@@ -1401,6 +1590,7 @@
     <w:p>
       <w:pPr>
         <w:pStyle w:val="Quote"/>
+        <w:spacing w:before="0" w:after="60" w:line="240" w:lineRule="auto"/>
       </w:pPr>
       <w:r>
         <w:rPr>
@@ -1424,13 +1614,19 @@
     <w:p>
       <w:pPr>
         <w:pStyle w:val="Heading3"/>
+        <w:keepNext/>
+        <w:pageBreakBefore/>
+        <w:spacing w:before="120" w:after="40" w:line="240" w:lineRule="auto"/>
       </w:pPr>
       <w:r>
         <w:t xml:space="preserve">Pronunciation</w:t>
       </w:r>
     </w:p>
     <w:p>
-      <w:pPr/>
+      <w:pPr>
+        <w:keepNext/>
+        <w:spacing w:before="0" w:after="60" w:line="240" w:lineRule="auto"/>
+      </w:pPr>
       <w:r>
         <w:rPr>
           <w:i/>
@@ -1441,6 +1637,7 @@
     <w:p>
       <w:pPr>
         <w:pStyle w:val="Quote"/>
+        <w:spacing w:before="0" w:after="60" w:line="240" w:lineRule="auto"/>
       </w:pPr>
       <w:r>
         <w:rPr>
@@ -1464,13 +1661,18 @@
     <w:p>
       <w:pPr>
         <w:pStyle w:val="Heading3"/>
+        <w:keepNext/>
+        <w:spacing w:before="840" w:after="40" w:line="240" w:lineRule="auto"/>
       </w:pPr>
       <w:r>
         <w:t xml:space="preserve">Picture description</w:t>
       </w:r>
     </w:p>
     <w:p>
-      <w:pPr/>
+      <w:pPr>
+        <w:keepNext/>
+        <w:spacing w:before="0" w:after="60" w:line="240" w:lineRule="auto"/>
+      </w:pPr>
       <w:r>
         <w:rPr>
           <w:i/>
@@ -1481,6 +1683,7 @@
     <w:p>
       <w:pPr>
         <w:pStyle w:val="Quote"/>
+        <w:spacing w:before="0" w:after="60" w:line="240" w:lineRule="auto"/>
       </w:pPr>
       <w:r>
         <w:rPr>
@@ -1504,6 +1707,8 @@
     <w:p>
       <w:pPr>
         <w:pStyle w:val="Heading2"/>
+        <w:keepNext/>
+        <w:spacing w:before="840" w:after="40" w:line="240" w:lineRule="auto"/>
       </w:pPr>
       <w:r>
         <w:t xml:space="preserve">5e · Feedback on learner work</w:t>
@@ -1512,13 +1717,18 @@
     <w:p>
       <w:pPr>
         <w:pStyle w:val="Heading3"/>
+        <w:keepNext/>
+        <w:spacing w:before="120" w:after="40" w:line="240" w:lineRule="auto"/>
       </w:pPr>
       <w:r>
         <w:t xml:space="preserve">Error correction table</w:t>
       </w:r>
     </w:p>
     <w:p>
-      <w:pPr/>
+      <w:pPr>
+        <w:keepNext/>
+        <w:spacing w:before="0" w:after="60" w:line="240" w:lineRule="auto"/>
+      </w:pPr>
       <w:r>
         <w:rPr>
           <w:i/>
@@ -1529,6 +1739,7 @@
     <w:p>
       <w:pPr>
         <w:pStyle w:val="Quote"/>
+        <w:spacing w:before="0" w:after="60" w:line="240" w:lineRule="auto"/>
       </w:pPr>
       <w:r>
         <w:t xml:space="preserve">Check the learner text below. Make a table: learner's sentence with mistakes in bold | type of error (e.g. tense, word order, spelling) | corrected sentence. Only include rows with errors. Text: </w:t>
@@ -1543,6 +1754,8 @@
     <w:p>
       <w:pPr>
         <w:pStyle w:val="Heading3"/>
+        <w:keepNext/>
+        <w:spacing w:before="840" w:after="40" w:line="240" w:lineRule="auto"/>
       </w:pPr>
       <w:r>
         <w:t xml:space="preserve">SMART targets</w:t>
@@ -1551,6 +1764,7 @@
     <w:p>
       <w:pPr>
         <w:pStyle w:val="Quote"/>
+        <w:spacing w:before="0" w:after="60" w:line="240" w:lineRule="auto"/>
       </w:pPr>
       <w:r>
         <w:t xml:space="preserve">Here are notes on my </w:t>
@@ -1574,13 +1788,18 @@
     <w:p>
       <w:pPr>
         <w:pStyle w:val="Heading2"/>
+        <w:keepNext/>
+        <w:spacing w:before="840" w:after="40" w:line="240" w:lineRule="auto"/>
       </w:pPr>
       <w:r>
         <w:t xml:space="preserve">See what's possible: made by Atin</w:t>
       </w:r>
     </w:p>
     <w:p>
-      <w:pPr/>
+      <w:pPr>
+        <w:keepNext/>
+        <w:spacing w:before="0" w:after="60" w:line="240" w:lineRule="auto"/>
+      </w:pPr>
       <w:r>
         <w:t xml:space="preserve">A few things I've built with Claude. Have a look for ideas.</w:t>
       </w:r>
@@ -1614,7 +1833,10 @@
             <w:shd w:val="clear" w:color="auto" w:fill="F2F2F2"/>
           </w:tcPr>
           <w:p>
-            <w:pPr/>
+            <w:pPr>
+              <w:keepNext/>
+              <w:spacing w:before="0" w:after="60" w:line="240" w:lineRule="auto"/>
+            </w:pPr>
             <w:r>
               <w:t xml:space="preserve">What</w:t>
             </w:r>
@@ -1626,7 +1848,10 @@
             <w:shd w:val="clear" w:color="auto" w:fill="F2F2F2"/>
           </w:tcPr>
           <w:p>
-            <w:pPr/>
+            <w:pPr>
+              <w:keepNext/>
+              <w:spacing w:before="0" w:after="60" w:line="240" w:lineRule="auto"/>
+            </w:pPr>
             <w:r>
               <w:t xml:space="preserve">Have a look</w:t>
             </w:r>
@@ -1639,7 +1864,10 @@
             <w:tcW w:w="2906" w:type="dxa"/>
           </w:tcPr>
           <w:p>
-            <w:pPr/>
+            <w:pPr>
+              <w:keepNext/>
+              <w:spacing w:before="0" w:after="60" w:line="240" w:lineRule="auto"/>
+            </w:pPr>
             <w:r>
               <w:t xml:space="preserve">Interactive lessons</w:t>
             </w:r>
@@ -1650,7 +1878,10 @@
             <w:tcW w:w="6453" w:type="dxa"/>
           </w:tcPr>
           <w:p>
-            <w:pPr/>
+            <w:pPr>
+              <w:keepNext/>
+              <w:spacing w:before="0" w:after="60" w:line="240" w:lineRule="auto"/>
+            </w:pPr>
             <w:hyperlink r:id="rId9" w:history="1">
               <w:r>
                 <w:rPr>
@@ -1690,7 +1921,10 @@
             <w:tcW w:w="2906" w:type="dxa"/>
           </w:tcPr>
           <w:p>
-            <w:pPr/>
+            <w:pPr>
+              <w:keepNext/>
+              <w:spacing w:before="0" w:after="60" w:line="240" w:lineRule="auto"/>
+            </w:pPr>
             <w:r>
               <w:t xml:space="preserve">The graffiti lesson</w:t>
             </w:r>
@@ -1701,7 +1935,10 @@
             <w:tcW w:w="6453" w:type="dxa"/>
           </w:tcPr>
           <w:p>
-            <w:pPr/>
+            <w:pPr>
+              <w:keepNext/>
+              <w:spacing w:before="0" w:after="60" w:line="240" w:lineRule="auto"/>
+            </w:pPr>
             <w:hyperlink r:id="rId12" w:history="1">
               <w:r>
                 <w:rPr>
@@ -1741,7 +1978,10 @@
             <w:tcW w:w="2906" w:type="dxa"/>
           </w:tcPr>
           <w:p>
-            <w:pPr/>
+            <w:pPr>
+              <w:keepNext/>
+              <w:spacing w:before="0" w:after="60" w:line="240" w:lineRule="auto"/>
+            </w:pPr>
             <w:r>
               <w:t xml:space="preserve">Mobile games</w:t>
             </w:r>
@@ -1752,7 +1992,10 @@
             <w:tcW w:w="6453" w:type="dxa"/>
           </w:tcPr>
           <w:p>
-            <w:pPr/>
+            <w:pPr>
+              <w:keepNext/>
+              <w:spacing w:before="0" w:after="60" w:line="240" w:lineRule="auto"/>
+            </w:pPr>
             <w:hyperlink r:id="rId15" w:history="1">
               <w:r>
                 <w:rPr>
@@ -1777,7 +2020,10 @@
       </w:tr>
     </w:tbl>
     <w:p>
-      <w:pPr/>
+      <w:pPr>
+        <w:keepNext/>
+        <w:spacing w:before="0" w:after="60" w:line="240" w:lineRule="auto"/>
+      </w:pPr>
       <w:r>
         <w:rPr>
           <w:b/>
@@ -1789,20 +2035,28 @@
       </w:r>
     </w:p>
     <w:p>
-      <w:pPr/>
+      <w:pPr>
+        <w:keepNext/>
+        <w:spacing w:before="0" w:after="60" w:line="240" w:lineRule="auto"/>
+      </w:pPr>
       <w:r>
         <w:t xml:space="preserve">[image: E3 Mixed Tenses – Graffiti Warning Poster – Worksheet (PDF)]</w:t>
       </w:r>
     </w:p>
     <w:p>
       <w:pPr>
+        <w:keepNext/>
         <w:pBdr>
           <w:bottom w:val="single" w:sz="6" w:space="1" w:color="auto"/>
         </w:pBdr>
-      </w:pPr>
-    </w:p>
-    <w:p>
-      <w:pPr/>
+        <w:spacing w:before="0" w:after="60" w:line="240" w:lineRule="auto"/>
+      </w:pPr>
+    </w:p>
+    <w:p>
+      <w:pPr>
+        <w:keepNext/>
+        <w:spacing w:before="0" w:after="60" w:line="240" w:lineRule="auto"/>
+      </w:pPr>
       <w:r>
         <w:drawing>
           <wp:inline distT="0" distB="0" distL="0" distR="0">
@@ -1838,7 +2092,9 @@
       </w:r>
     </w:p>
     <w:p>
-      <w:pPr/>
+      <w:pPr>
+        <w:spacing w:before="0" w:after="60" w:line="240" w:lineRule="auto"/>
+      </w:pPr>
       <w:r>
         <w:rPr>
           <w:b/>
@@ -1851,7 +2107,7 @@
     </w:p>
     <w:sectPr>
       <w:pgSz w:w="11906" w:h="16838"/>
-      <w:pgMar w:top="1440" w:right="1440" w:bottom="1440" w:left="1440" w:header="720" w:footer="720" w:gutter="0"/>
+      <w:pgMar w:top="680" w:right="737" w:bottom="680" w:left="737" w:header="340" w:footer="340" w:gutter="0"/>
     </w:sectPr>
   </w:body>
 </w:document>
